--- a/case study 3.docx
+++ b/case study 3.docx
@@ -272,11 +272,9 @@
       <w:r>
         <w:t xml:space="preserve">In this case study, we implemented a Disjoint Set Union (DSU) with Rollback to </w:t>
       </w:r>
-      <w:proofErr w:type="spellStart"/>
       <w:r>
         <w:t>analyse</w:t>
       </w:r>
-      <w:proofErr w:type="spellEnd"/>
       <w:r>
         <w:t xml:space="preserve"> connectivity in an airline network. Airports were represented as vertices and flight routes as graph edges. Union-by-Rank was used </w:t>
       </w:r>
@@ -374,6 +372,9 @@
     </w:p>
     <w:p>
       <w:r>
+        <w:rPr>
+          <w:noProof/>
+        </w:rPr>
         <w:drawing>
           <wp:inline distT="0" distB="0" distL="0" distR="0" wp14:anchorId="332A9B5B" wp14:editId="51EF9785">
             <wp:extent cx="5486400" cy="1660525"/>
@@ -448,39 +449,15 @@
         <w:spacing w:after="0"/>
       </w:pPr>
       <w:r>
-        <w:t xml:space="preserve">Find: </w:t>
-      </w:r>
-      <w:proofErr w:type="gramStart"/>
-      <w:r>
-        <w:t>O(</w:t>
-      </w:r>
-      <w:proofErr w:type="gramEnd"/>
-      <w:r>
-        <w:t>log n)</w:t>
+        <w:t>Find: O(log n)</w:t>
       </w:r>
       <w:r>
         <w:br/>
-        <w:t xml:space="preserve">Union: </w:t>
-      </w:r>
-      <w:proofErr w:type="gramStart"/>
-      <w:r>
-        <w:t>O(</w:t>
-      </w:r>
-      <w:proofErr w:type="gramEnd"/>
-      <w:r>
-        <w:t>log n)</w:t>
+        <w:t>Union: O(log n)</w:t>
       </w:r>
       <w:r>
         <w:br/>
-        <w:t xml:space="preserve">Rollback: </w:t>
-      </w:r>
-      <w:proofErr w:type="gramStart"/>
-      <w:r>
-        <w:t>O(</w:t>
-      </w:r>
-      <w:proofErr w:type="gramEnd"/>
-      <w:r>
-        <w:t>1)</w:t>
+        <w:t>Rollback: O(1)</w:t>
       </w:r>
     </w:p>
     <w:p>
@@ -501,41 +478,15 @@
           <w:b/>
           <w:bCs/>
         </w:rPr>
-        <w:t xml:space="preserve">GITHUB </w:t>
-      </w:r>
-      <w:proofErr w:type="gramStart"/>
-      <w:r>
-        <w:rPr>
-          <w:b/>
-          <w:bCs/>
-        </w:rPr>
-        <w:t>LINK :</w:t>
-      </w:r>
-      <w:proofErr w:type="gramEnd"/>
-      <w:r>
-        <w:rPr>
-          <w:b/>
-          <w:bCs/>
-        </w:rPr>
-        <w:t xml:space="preserve"> </w:t>
+        <w:t xml:space="preserve">GITHUB LINK : </w:t>
       </w:r>
       <w:r>
         <w:rPr>
           <w:b/>
           <w:bCs/>
         </w:rPr>
-        <w:t xml:space="preserve"> </w:t>
+        <w:t>https://github.com/P-Shashe-Preetham/DSA-CASE-STUDIES.git</w:t>
       </w:r>
-      <w:hyperlink r:id="rId8" w:history="1">
-        <w:r>
-          <w:rPr>
-            <w:rStyle w:val="Hyperlink"/>
-            <w:b/>
-            <w:bCs/>
-          </w:rPr>
-          <w:t>https://github.com/tanyasri1405/DSA---case-studies-3.git</w:t>
-        </w:r>
-      </w:hyperlink>
     </w:p>
     <w:p>
       <w:pPr>

--- a/case study 3.docx
+++ b/case study 3.docx
@@ -268,27 +268,113 @@
     <w:p>
       <w:pPr>
         <w:spacing w:after="0"/>
+        <w:rPr>
+          <w:lang w:val="en-IN"/>
+        </w:rPr>
       </w:pPr>
       <w:r>
-        <w:t xml:space="preserve">In this case study, we implemented a Disjoint Set Union (DSU) with Rollback to </w:t>
+        <w:rPr>
+          <w:lang w:val="en-IN"/>
+        </w:rPr>
+        <w:t xml:space="preserve">In this case study, a </w:t>
       </w:r>
       <w:r>
-        <w:t>analyse</w:t>
+        <w:rPr>
+          <w:b/>
+          <w:bCs/>
+          <w:lang w:val="en-IN"/>
+        </w:rPr>
+        <w:t>Disjoint Set Union (DSU) with Rollback</w:t>
       </w:r>
       <w:r>
-        <w:t xml:space="preserve"> connectivity in an airline network. Airports were represented as vertices and flight routes as graph edges. Union-by-Rank was used </w:t>
+        <w:rPr>
+          <w:lang w:val="en-IN"/>
+        </w:rPr>
+        <w:t xml:space="preserve"> data structure was implemented to </w:t>
+      </w:r>
+      <w:proofErr w:type="spellStart"/>
+      <w:r>
+        <w:rPr>
+          <w:lang w:val="en-IN"/>
+        </w:rPr>
+        <w:t>analyze</w:t>
+      </w:r>
+      <w:proofErr w:type="spellEnd"/>
+      <w:r>
+        <w:rPr>
+          <w:lang w:val="en-IN"/>
+        </w:rPr>
+        <w:t xml:space="preserve"> connectivity within an airline transportation network. Airports were </w:t>
+      </w:r>
+      <w:proofErr w:type="spellStart"/>
+      <w:r>
+        <w:rPr>
+          <w:lang w:val="en-IN"/>
+        </w:rPr>
+        <w:t>modeled</w:t>
+      </w:r>
+      <w:proofErr w:type="spellEnd"/>
+      <w:r>
+        <w:rPr>
+          <w:lang w:val="en-IN"/>
+        </w:rPr>
+        <w:t xml:space="preserve"> as vertices in a graph, while flight routes between airports were represented as edges connecting those vertices. The DSU structure was used to efficiently determine whether two airports belonged to the same connected component, enabling quick connectivity checks across the network. To optimize performance, the </w:t>
       </w:r>
       <w:r>
-        <w:t>to merge connected components efficiently</w:t>
+        <w:rPr>
+          <w:b/>
+          <w:bCs/>
+          <w:lang w:val="en-IN"/>
+        </w:rPr>
+        <w:t>Union-by-Rank</w:t>
       </w:r>
       <w:r>
-        <w:t xml:space="preserve">. A rollback mechanism was implemented to restore previous graph states after processing each query. Connectivity results were compared before and after </w:t>
+        <w:rPr>
+          <w:lang w:val="en-IN"/>
+        </w:rPr>
+        <w:t xml:space="preserve"> technique was applied during merge operations, ensuring that the resulting trees remained balanced and reducing the overall complexity of union and find operations.</w:t>
+      </w:r>
+    </w:p>
+    <w:p>
+      <w:pPr>
+        <w:spacing w:after="0"/>
+        <w:rPr>
+          <w:lang w:val="en-IN"/>
+        </w:rPr>
+      </w:pPr>
+      <w:r>
+        <w:rPr>
+          <w:lang w:val="en-IN"/>
+        </w:rPr>
+        <w:t xml:space="preserve">A rollback mechanism was incorporated to support dynamic changes in the network. This feature allowed the system to restore previous graph states after processing individual queries, making it possible to evaluate the impact of adding or removing flight routes without permanently altering the network structure. Connectivity results were </w:t>
+      </w:r>
+      <w:proofErr w:type="spellStart"/>
+      <w:r>
+        <w:rPr>
+          <w:lang w:val="en-IN"/>
+        </w:rPr>
+        <w:t>analyzed</w:t>
+      </w:r>
+      <w:proofErr w:type="spellEnd"/>
+      <w:r>
+        <w:rPr>
+          <w:lang w:val="en-IN"/>
+        </w:rPr>
+        <w:t xml:space="preserve"> and compared before and after route modifications to observe how network accessibility changed over time. The implementation demonstrated that DSU with Rollback is an efficient and practical solution for handling </w:t>
       </w:r>
       <w:r>
-        <w:t>the removal of routes</w:t>
+        <w:rPr>
+          <w:b/>
+          <w:bCs/>
+          <w:lang w:val="en-IN"/>
+        </w:rPr>
+        <w:t>dynamic connectivity problems</w:t>
       </w:r>
       <w:r>
-        <w:t>. The implementation demonstrated the effectiveness of DSU Rollback for dynamic connectivity problems in transportation networks.</w:t>
+        <w:rPr>
+          <w:lang w:val="en-IN"/>
+        </w:rPr>
+        <w:t>, where connections frequently change and historical states need to be revisited. Such an approach is highly applicable in airline management systems, transportation networks, communication systems, and other real-world scenarios that require fast and reliable connectivity analysis under changing conditions.</w:t>
       </w:r>
     </w:p>
     <w:p>
@@ -366,7 +452,6 @@
     <w:p/>
     <w:p>
       <w:r>
-        <w:lastRenderedPageBreak/>
         <w:t>Result: Screenshots / Output</w:t>
       </w:r>
     </w:p>
@@ -1370,7 +1455,6 @@
   <w:style w:type="character" w:default="1" w:styleId="DefaultParagraphFont">
     <w:name w:val="Default Paragraph Font"/>
     <w:uiPriority w:val="1"/>
-    <w:semiHidden/>
     <w:unhideWhenUsed/>
   </w:style>
   <w:style w:type="table" w:default="1" w:styleId="TableNormal">

--- a/case study 3.docx
+++ b/case study 3.docx
@@ -342,6 +342,14 @@
           <w:lang w:val="en-IN"/>
         </w:rPr>
       </w:pPr>
+    </w:p>
+    <w:p>
+      <w:pPr>
+        <w:spacing w:after="0"/>
+        <w:rPr>
+          <w:lang w:val="en-IN"/>
+        </w:rPr>
+      </w:pPr>
       <w:r>
         <w:rPr>
           <w:lang w:val="en-IN"/>
@@ -380,6 +388,69 @@
     <w:p>
       <w:pPr>
         <w:spacing w:after="0"/>
+      </w:pPr>
+    </w:p>
+    <w:p>
+      <w:pPr>
+        <w:spacing w:after="0"/>
+        <w:rPr>
+          <w:b/>
+          <w:bCs/>
+        </w:rPr>
+      </w:pPr>
+    </w:p>
+    <w:p>
+      <w:pPr>
+        <w:spacing w:after="0"/>
+        <w:rPr>
+          <w:b/>
+          <w:bCs/>
+        </w:rPr>
+      </w:pPr>
+    </w:p>
+    <w:p>
+      <w:pPr>
+        <w:spacing w:after="0"/>
+        <w:rPr>
+          <w:b/>
+          <w:bCs/>
+        </w:rPr>
+      </w:pPr>
+    </w:p>
+    <w:p>
+      <w:pPr>
+        <w:spacing w:after="0"/>
+        <w:rPr>
+          <w:b/>
+          <w:bCs/>
+        </w:rPr>
+      </w:pPr>
+    </w:p>
+    <w:p>
+      <w:pPr>
+        <w:spacing w:after="0"/>
+        <w:rPr>
+          <w:b/>
+          <w:bCs/>
+        </w:rPr>
+      </w:pPr>
+    </w:p>
+    <w:p>
+      <w:pPr>
+        <w:spacing w:after="0"/>
+        <w:rPr>
+          <w:b/>
+          <w:bCs/>
+        </w:rPr>
+      </w:pPr>
+    </w:p>
+    <w:p>
+      <w:pPr>
+        <w:spacing w:after="0"/>
+        <w:rPr>
+          <w:b/>
+          <w:bCs/>
+        </w:rPr>
       </w:pPr>
     </w:p>
     <w:p>
@@ -443,11 +514,6 @@
         <w:t>Compared with BFS/DFS approach.</w:t>
       </w:r>
     </w:p>
-    <w:p/>
-    <w:p/>
-    <w:p/>
-    <w:p/>
-    <w:p/>
     <w:p/>
     <w:p/>
     <w:p>
@@ -534,15 +600,39 @@
         <w:spacing w:after="0"/>
       </w:pPr>
       <w:r>
-        <w:t>Find: O(log n)</w:t>
+        <w:t xml:space="preserve">Find: </w:t>
+      </w:r>
+      <w:proofErr w:type="gramStart"/>
+      <w:r>
+        <w:t>O(</w:t>
+      </w:r>
+      <w:proofErr w:type="gramEnd"/>
+      <w:r>
+        <w:t>log n)</w:t>
       </w:r>
       <w:r>
         <w:br/>
-        <w:t>Union: O(log n)</w:t>
+        <w:t xml:space="preserve">Union: </w:t>
+      </w:r>
+      <w:proofErr w:type="gramStart"/>
+      <w:r>
+        <w:t>O(</w:t>
+      </w:r>
+      <w:proofErr w:type="gramEnd"/>
+      <w:r>
+        <w:t>log n)</w:t>
       </w:r>
       <w:r>
         <w:br/>
-        <w:t>Rollback: O(1)</w:t>
+        <w:t xml:space="preserve">Rollback: </w:t>
+      </w:r>
+      <w:proofErr w:type="gramStart"/>
+      <w:r>
+        <w:t>O(</w:t>
+      </w:r>
+      <w:proofErr w:type="gramEnd"/>
+      <w:r>
+        <w:t>1)</w:t>
       </w:r>
     </w:p>
     <w:p>
@@ -563,7 +653,23 @@
           <w:b/>
           <w:bCs/>
         </w:rPr>
-        <w:t xml:space="preserve">GITHUB LINK : </w:t>
+        <w:t xml:space="preserve">GITHUB </w:t>
+      </w:r>
+      <w:proofErr w:type="gramStart"/>
+      <w:r>
+        <w:rPr>
+          <w:b/>
+          <w:bCs/>
+        </w:rPr>
+        <w:t>LINK :</w:t>
+      </w:r>
+      <w:proofErr w:type="gramEnd"/>
+      <w:r>
+        <w:rPr>
+          <w:b/>
+          <w:bCs/>
+        </w:rPr>
+        <w:t xml:space="preserve"> </w:t>
       </w:r>
       <w:r>
         <w:rPr>
